--- a/GitHub Guide.docx
+++ b/GitHub Guide.docx
@@ -1827,6 +1827,425 @@
         <w:pBdr>
           <w:top w:val="nil"/>
           <w:left w:val="nil"/>
+          <w:bottom w:val="double" w:sz="6" w:space="1" w:color="auto"/>
+          <w:right w:val="nil"/>
+          <w:between w:val="nil"/>
+        </w:pBdr>
+        <w:rPr>
+          <w:color w:val="000000"/>
+        </w:rPr>
+      </w:pPr>
+    </w:p>
+    <w:p>
+      <w:pPr>
+        <w:pBdr>
+          <w:left w:val="nil"/>
+          <w:bottom w:val="nil"/>
+          <w:right w:val="nil"/>
+          <w:between w:val="nil"/>
+        </w:pBdr>
+        <w:rPr>
+          <w:color w:val="000000"/>
+        </w:rPr>
+      </w:pPr>
+    </w:p>
+    <w:p>
+      <w:pPr>
+        <w:pBdr>
+          <w:left w:val="nil"/>
+          <w:bottom w:val="nil"/>
+          <w:right w:val="nil"/>
+          <w:between w:val="nil"/>
+        </w:pBdr>
+        <w:rPr>
+          <w:b/>
+          <w:color w:val="000000"/>
+        </w:rPr>
+      </w:pPr>
+      <w:r>
+        <w:rPr>
+          <w:b/>
+          <w:color w:val="000000"/>
+        </w:rPr>
+        <w:t>Clone Repository</w:t>
+      </w:r>
+    </w:p>
+    <w:p>
+      <w:pPr>
+        <w:pBdr>
+          <w:left w:val="nil"/>
+          <w:bottom w:val="nil"/>
+          <w:right w:val="nil"/>
+          <w:between w:val="nil"/>
+        </w:pBdr>
+        <w:rPr>
+          <w:b/>
+          <w:color w:val="000000"/>
+        </w:rPr>
+      </w:pPr>
+    </w:p>
+    <w:p>
+      <w:pPr>
+        <w:pStyle w:val="ListParagraph"/>
+        <w:numPr>
+          <w:ilvl w:val="0"/>
+          <w:numId w:val="3"/>
+        </w:numPr>
+        <w:pBdr>
+          <w:left w:val="nil"/>
+          <w:bottom w:val="nil"/>
+          <w:right w:val="nil"/>
+          <w:between w:val="nil"/>
+        </w:pBdr>
+        <w:rPr>
+          <w:color w:val="000000"/>
+        </w:rPr>
+      </w:pPr>
+      <w:r>
+        <w:rPr>
+          <w:color w:val="000000"/>
+        </w:rPr>
+        <w:t xml:space="preserve">Download &amp; install </w:t>
+      </w:r>
+      <w:proofErr w:type="spellStart"/>
+      <w:r>
+        <w:rPr>
+          <w:color w:val="000000"/>
+        </w:rPr>
+        <w:t>vs</w:t>
+      </w:r>
+      <w:proofErr w:type="spellEnd"/>
+      <w:r>
+        <w:rPr>
+          <w:color w:val="000000"/>
+        </w:rPr>
+        <w:t xml:space="preserve"> code</w:t>
+      </w:r>
+    </w:p>
+    <w:p>
+      <w:pPr>
+        <w:pStyle w:val="ListParagraph"/>
+        <w:numPr>
+          <w:ilvl w:val="0"/>
+          <w:numId w:val="3"/>
+        </w:numPr>
+        <w:pBdr>
+          <w:left w:val="nil"/>
+          <w:bottom w:val="nil"/>
+          <w:right w:val="nil"/>
+          <w:between w:val="nil"/>
+        </w:pBdr>
+        <w:rPr>
+          <w:color w:val="000000"/>
+        </w:rPr>
+      </w:pPr>
+      <w:r>
+        <w:rPr>
+          <w:color w:val="000000"/>
+        </w:rPr>
+        <w:t xml:space="preserve">Login </w:t>
+      </w:r>
+      <w:proofErr w:type="spellStart"/>
+      <w:r>
+        <w:rPr>
+          <w:color w:val="000000"/>
+        </w:rPr>
+        <w:t>github</w:t>
+      </w:r>
+      <w:proofErr w:type="spellEnd"/>
+      <w:r>
+        <w:rPr>
+          <w:color w:val="000000"/>
+        </w:rPr>
+        <w:t xml:space="preserve"> from </w:t>
+      </w:r>
+      <w:proofErr w:type="spellStart"/>
+      <w:r>
+        <w:rPr>
+          <w:color w:val="000000"/>
+        </w:rPr>
+        <w:t>vs</w:t>
+      </w:r>
+      <w:proofErr w:type="spellEnd"/>
+      <w:r>
+        <w:rPr>
+          <w:color w:val="000000"/>
+        </w:rPr>
+        <w:t xml:space="preserve"> code &amp; authentication </w:t>
+      </w:r>
+    </w:p>
+    <w:p>
+      <w:pPr>
+        <w:pStyle w:val="ListParagraph"/>
+        <w:numPr>
+          <w:ilvl w:val="0"/>
+          <w:numId w:val="3"/>
+        </w:numPr>
+        <w:pBdr>
+          <w:left w:val="nil"/>
+          <w:bottom w:val="nil"/>
+          <w:right w:val="nil"/>
+          <w:between w:val="nil"/>
+        </w:pBdr>
+        <w:rPr>
+          <w:color w:val="000000"/>
+        </w:rPr>
+      </w:pPr>
+      <w:r>
+        <w:rPr>
+          <w:color w:val="000000"/>
+        </w:rPr>
+        <w:t xml:space="preserve">In </w:t>
+      </w:r>
+      <w:proofErr w:type="spellStart"/>
+      <w:r>
+        <w:rPr>
+          <w:color w:val="000000"/>
+        </w:rPr>
+        <w:t>vs</w:t>
+      </w:r>
+      <w:proofErr w:type="spellEnd"/>
+      <w:r>
+        <w:rPr>
+          <w:color w:val="000000"/>
+        </w:rPr>
+        <w:t xml:space="preserve"> code you can also create </w:t>
+      </w:r>
+      <w:proofErr w:type="spellStart"/>
+      <w:r>
+        <w:rPr>
+          <w:color w:val="000000"/>
+        </w:rPr>
+        <w:t>clone_repository</w:t>
+      </w:r>
+      <w:proofErr w:type="spellEnd"/>
+      <w:r>
+        <w:rPr>
+          <w:color w:val="000000"/>
+        </w:rPr>
+        <w:t xml:space="preserve"> from </w:t>
+      </w:r>
+      <w:proofErr w:type="spellStart"/>
+      <w:r>
+        <w:rPr>
+          <w:color w:val="000000"/>
+        </w:rPr>
+        <w:t>github</w:t>
+      </w:r>
+      <w:proofErr w:type="spellEnd"/>
+      <w:r>
+        <w:rPr>
+          <w:color w:val="000000"/>
+        </w:rPr>
+        <w:t xml:space="preserve"> account</w:t>
+      </w:r>
+    </w:p>
+    <w:p>
+      <w:pPr>
+        <w:pStyle w:val="ListParagraph"/>
+        <w:numPr>
+          <w:ilvl w:val="0"/>
+          <w:numId w:val="3"/>
+        </w:numPr>
+        <w:pBdr>
+          <w:left w:val="nil"/>
+          <w:bottom w:val="nil"/>
+          <w:right w:val="nil"/>
+          <w:between w:val="nil"/>
+        </w:pBdr>
+        <w:rPr>
+          <w:color w:val="000000"/>
+        </w:rPr>
+      </w:pPr>
+      <w:r>
+        <w:rPr>
+          <w:color w:val="000000"/>
+        </w:rPr>
+        <w:t xml:space="preserve">You can add update &amp; modifying repository from </w:t>
+      </w:r>
+      <w:proofErr w:type="spellStart"/>
+      <w:r>
+        <w:rPr>
+          <w:color w:val="000000"/>
+        </w:rPr>
+        <w:t>vs</w:t>
+      </w:r>
+      <w:proofErr w:type="spellEnd"/>
+      <w:r>
+        <w:rPr>
+          <w:color w:val="000000"/>
+        </w:rPr>
+        <w:t xml:space="preserve"> code </w:t>
+      </w:r>
+    </w:p>
+    <w:p>
+      <w:pPr>
+        <w:pBdr>
+          <w:top w:val="nil"/>
+          <w:left w:val="nil"/>
+          <w:bottom w:val="nil"/>
+          <w:right w:val="nil"/>
+          <w:between w:val="nil"/>
+        </w:pBdr>
+        <w:rPr>
+          <w:color w:val="000000"/>
+        </w:rPr>
+      </w:pPr>
+    </w:p>
+    <w:p>
+      <w:pPr>
+        <w:pBdr>
+          <w:top w:val="nil"/>
+          <w:left w:val="nil"/>
+          <w:bottom w:val="double" w:sz="6" w:space="1" w:color="auto"/>
+          <w:right w:val="nil"/>
+          <w:between w:val="nil"/>
+        </w:pBdr>
+        <w:rPr>
+          <w:color w:val="000000"/>
+        </w:rPr>
+      </w:pPr>
+    </w:p>
+    <w:p>
+      <w:pPr>
+        <w:pBdr>
+          <w:left w:val="nil"/>
+          <w:bottom w:val="nil"/>
+          <w:right w:val="nil"/>
+          <w:between w:val="nil"/>
+        </w:pBdr>
+        <w:rPr>
+          <w:color w:val="000000"/>
+        </w:rPr>
+      </w:pPr>
+    </w:p>
+    <w:p>
+      <w:pPr>
+        <w:pStyle w:val="Heading1"/>
+        <w:shd w:val="clear" w:color="auto" w:fill="FFFFFF"/>
+        <w:spacing w:before="0" w:after="0"/>
+        <w:rPr>
+          <w:rFonts w:ascii="Segoe UI" w:hAnsi="Segoe UI" w:cs="Segoe UI"/>
+          <w:color w:val="1F2328"/>
+        </w:rPr>
+      </w:pPr>
+      <w:r>
+        <w:rPr>
+          <w:rFonts w:ascii="Segoe UI" w:hAnsi="Segoe UI" w:cs="Segoe UI"/>
+          <w:color w:val="1F2328"/>
+        </w:rPr>
+        <w:t>Collaborators and teams</w:t>
+      </w:r>
+    </w:p>
+    <w:p>
+      <w:pPr>
+        <w:pBdr>
+          <w:top w:val="nil"/>
+          <w:left w:val="nil"/>
+          <w:bottom w:val="nil"/>
+          <w:right w:val="nil"/>
+          <w:between w:val="nil"/>
+        </w:pBdr>
+        <w:rPr>
+          <w:color w:val="000000"/>
+        </w:rPr>
+      </w:pPr>
+    </w:p>
+    <w:p>
+      <w:pPr>
+        <w:pBdr>
+          <w:top w:val="nil"/>
+          <w:left w:val="nil"/>
+          <w:bottom w:val="nil"/>
+          <w:right w:val="nil"/>
+          <w:between w:val="nil"/>
+        </w:pBdr>
+        <w:rPr>
+          <w:color w:val="000000"/>
+        </w:rPr>
+      </w:pPr>
+      <w:proofErr w:type="spellStart"/>
+      <w:r>
+        <w:rPr>
+          <w:color w:val="000000"/>
+        </w:rPr>
+        <w:t>Resository</w:t>
+      </w:r>
+      <w:proofErr w:type="spellEnd"/>
+    </w:p>
+    <w:p>
+      <w:pPr>
+        <w:pBdr>
+          <w:top w:val="nil"/>
+          <w:left w:val="nil"/>
+          <w:bottom w:val="nil"/>
+          <w:right w:val="nil"/>
+          <w:between w:val="nil"/>
+        </w:pBdr>
+        <w:rPr>
+          <w:color w:val="000000"/>
+        </w:rPr>
+      </w:pPr>
+      <w:proofErr w:type="spellStart"/>
+      <w:r>
+        <w:rPr>
+          <w:color w:val="000000"/>
+        </w:rPr>
+        <w:t>Satting</w:t>
+      </w:r>
+      <w:proofErr w:type="spellEnd"/>
+      <w:r>
+        <w:rPr>
+          <w:color w:val="000000"/>
+        </w:rPr>
+        <w:t xml:space="preserve"> </w:t>
+      </w:r>
+    </w:p>
+    <w:p>
+      <w:pPr>
+        <w:pBdr>
+          <w:top w:val="nil"/>
+          <w:left w:val="nil"/>
+          <w:bottom w:val="nil"/>
+          <w:right w:val="nil"/>
+          <w:between w:val="nil"/>
+        </w:pBdr>
+        <w:rPr>
+          <w:color w:val="000000"/>
+        </w:rPr>
+      </w:pPr>
+      <w:r>
+        <w:rPr>
+          <w:color w:val="000000"/>
+        </w:rPr>
+        <w:t xml:space="preserve">Collaborates </w:t>
+      </w:r>
+    </w:p>
+    <w:p>
+      <w:pPr>
+        <w:pBdr>
+          <w:top w:val="nil"/>
+          <w:left w:val="nil"/>
+          <w:bottom w:val="nil"/>
+          <w:right w:val="nil"/>
+          <w:between w:val="nil"/>
+        </w:pBdr>
+        <w:rPr>
+          <w:color w:val="000000"/>
+        </w:rPr>
+      </w:pPr>
+      <w:r>
+        <w:rPr>
+          <w:color w:val="000000"/>
+        </w:rPr>
+        <w:t xml:space="preserve">Add people </w:t>
+      </w:r>
+    </w:p>
+    <w:p>
+      <w:pPr>
+        <w:pBdr>
+          <w:top w:val="nil"/>
+          <w:left w:val="nil"/>
           <w:bottom w:val="nil"/>
           <w:right w:val="nil"/>
           <w:between w:val="nil"/>
@@ -1849,6 +2268,230 @@
 <file path=word/numbering.xml><?xml version="1.0" encoding="utf-8"?>
 <w:numbering xmlns:ve="http://schemas.openxmlformats.org/markup-compatibility/2006" xmlns:o="urn:schemas-microsoft-com:office:office" xmlns:r="http://schemas.openxmlformats.org/officeDocument/2006/relationships" xmlns:m="http://schemas.openxmlformats.org/officeDocument/2006/math" xmlns:v="urn:schemas-microsoft-com:vml" xmlns:wp="http://schemas.openxmlformats.org/drawingml/2006/wordprocessingDrawing" xmlns:w10="urn:schemas-microsoft-com:office:word" xmlns:w="http://schemas.openxmlformats.org/wordprocessingml/2006/main" xmlns:wne="http://schemas.microsoft.com/office/word/2006/wordml">
   <w:abstractNum w:abstractNumId="0">
+    <w:nsid w:val="2B8A1590"/>
+    <w:multiLevelType w:val="hybridMultilevel"/>
+    <w:tmpl w:val="A0B6F420"/>
+    <w:lvl w:ilvl="0" w:tplc="61403FEC">
+      <w:numFmt w:val="bullet"/>
+      <w:lvlText w:val=""/>
+      <w:lvlJc w:val="left"/>
+      <w:pPr>
+        <w:ind w:left="720" w:hanging="360"/>
+      </w:pPr>
+      <w:rPr>
+        <w:rFonts w:ascii="Wingdings" w:eastAsia="Arial" w:hAnsi="Wingdings" w:cs="Arial" w:hint="default"/>
+      </w:rPr>
+    </w:lvl>
+    <w:lvl w:ilvl="1" w:tplc="04090003" w:tentative="1">
+      <w:start w:val="1"/>
+      <w:numFmt w:val="bullet"/>
+      <w:lvlText w:val="o"/>
+      <w:lvlJc w:val="left"/>
+      <w:pPr>
+        <w:ind w:left="1440" w:hanging="360"/>
+      </w:pPr>
+      <w:rPr>
+        <w:rFonts w:ascii="Courier New" w:hAnsi="Courier New" w:cs="Courier New" w:hint="default"/>
+      </w:rPr>
+    </w:lvl>
+    <w:lvl w:ilvl="2" w:tplc="04090005" w:tentative="1">
+      <w:start w:val="1"/>
+      <w:numFmt w:val="bullet"/>
+      <w:lvlText w:val=""/>
+      <w:lvlJc w:val="left"/>
+      <w:pPr>
+        <w:ind w:left="2160" w:hanging="360"/>
+      </w:pPr>
+      <w:rPr>
+        <w:rFonts w:ascii="Wingdings" w:hAnsi="Wingdings" w:hint="default"/>
+      </w:rPr>
+    </w:lvl>
+    <w:lvl w:ilvl="3" w:tplc="04090001" w:tentative="1">
+      <w:start w:val="1"/>
+      <w:numFmt w:val="bullet"/>
+      <w:lvlText w:val=""/>
+      <w:lvlJc w:val="left"/>
+      <w:pPr>
+        <w:ind w:left="2880" w:hanging="360"/>
+      </w:pPr>
+      <w:rPr>
+        <w:rFonts w:ascii="Symbol" w:hAnsi="Symbol" w:hint="default"/>
+      </w:rPr>
+    </w:lvl>
+    <w:lvl w:ilvl="4" w:tplc="04090003" w:tentative="1">
+      <w:start w:val="1"/>
+      <w:numFmt w:val="bullet"/>
+      <w:lvlText w:val="o"/>
+      <w:lvlJc w:val="left"/>
+      <w:pPr>
+        <w:ind w:left="3600" w:hanging="360"/>
+      </w:pPr>
+      <w:rPr>
+        <w:rFonts w:ascii="Courier New" w:hAnsi="Courier New" w:cs="Courier New" w:hint="default"/>
+      </w:rPr>
+    </w:lvl>
+    <w:lvl w:ilvl="5" w:tplc="04090005" w:tentative="1">
+      <w:start w:val="1"/>
+      <w:numFmt w:val="bullet"/>
+      <w:lvlText w:val=""/>
+      <w:lvlJc w:val="left"/>
+      <w:pPr>
+        <w:ind w:left="4320" w:hanging="360"/>
+      </w:pPr>
+      <w:rPr>
+        <w:rFonts w:ascii="Wingdings" w:hAnsi="Wingdings" w:hint="default"/>
+      </w:rPr>
+    </w:lvl>
+    <w:lvl w:ilvl="6" w:tplc="04090001" w:tentative="1">
+      <w:start w:val="1"/>
+      <w:numFmt w:val="bullet"/>
+      <w:lvlText w:val=""/>
+      <w:lvlJc w:val="left"/>
+      <w:pPr>
+        <w:ind w:left="5040" w:hanging="360"/>
+      </w:pPr>
+      <w:rPr>
+        <w:rFonts w:ascii="Symbol" w:hAnsi="Symbol" w:hint="default"/>
+      </w:rPr>
+    </w:lvl>
+    <w:lvl w:ilvl="7" w:tplc="04090003" w:tentative="1">
+      <w:start w:val="1"/>
+      <w:numFmt w:val="bullet"/>
+      <w:lvlText w:val="o"/>
+      <w:lvlJc w:val="left"/>
+      <w:pPr>
+        <w:ind w:left="5760" w:hanging="360"/>
+      </w:pPr>
+      <w:rPr>
+        <w:rFonts w:ascii="Courier New" w:hAnsi="Courier New" w:cs="Courier New" w:hint="default"/>
+      </w:rPr>
+    </w:lvl>
+    <w:lvl w:ilvl="8" w:tplc="04090005" w:tentative="1">
+      <w:start w:val="1"/>
+      <w:numFmt w:val="bullet"/>
+      <w:lvlText w:val=""/>
+      <w:lvlJc w:val="left"/>
+      <w:pPr>
+        <w:ind w:left="6480" w:hanging="360"/>
+      </w:pPr>
+      <w:rPr>
+        <w:rFonts w:ascii="Wingdings" w:hAnsi="Wingdings" w:hint="default"/>
+      </w:rPr>
+    </w:lvl>
+  </w:abstractNum>
+  <w:abstractNum w:abstractNumId="1">
+    <w:nsid w:val="66C56CF9"/>
+    <w:multiLevelType w:val="hybridMultilevel"/>
+    <w:tmpl w:val="DF346034"/>
+    <w:lvl w:ilvl="0" w:tplc="F9F4960C">
+      <w:numFmt w:val="bullet"/>
+      <w:lvlText w:val=""/>
+      <w:lvlJc w:val="left"/>
+      <w:pPr>
+        <w:ind w:left="1080" w:hanging="360"/>
+      </w:pPr>
+      <w:rPr>
+        <w:rFonts w:ascii="Wingdings" w:eastAsia="Arial" w:hAnsi="Wingdings" w:cs="Arial" w:hint="default"/>
+      </w:rPr>
+    </w:lvl>
+    <w:lvl w:ilvl="1" w:tplc="04090003" w:tentative="1">
+      <w:start w:val="1"/>
+      <w:numFmt w:val="bullet"/>
+      <w:lvlText w:val="o"/>
+      <w:lvlJc w:val="left"/>
+      <w:pPr>
+        <w:ind w:left="1800" w:hanging="360"/>
+      </w:pPr>
+      <w:rPr>
+        <w:rFonts w:ascii="Courier New" w:hAnsi="Courier New" w:cs="Courier New" w:hint="default"/>
+      </w:rPr>
+    </w:lvl>
+    <w:lvl w:ilvl="2" w:tplc="04090005" w:tentative="1">
+      <w:start w:val="1"/>
+      <w:numFmt w:val="bullet"/>
+      <w:lvlText w:val=""/>
+      <w:lvlJc w:val="left"/>
+      <w:pPr>
+        <w:ind w:left="2520" w:hanging="360"/>
+      </w:pPr>
+      <w:rPr>
+        <w:rFonts w:ascii="Wingdings" w:hAnsi="Wingdings" w:hint="default"/>
+      </w:rPr>
+    </w:lvl>
+    <w:lvl w:ilvl="3" w:tplc="04090001" w:tentative="1">
+      <w:start w:val="1"/>
+      <w:numFmt w:val="bullet"/>
+      <w:lvlText w:val=""/>
+      <w:lvlJc w:val="left"/>
+      <w:pPr>
+        <w:ind w:left="3240" w:hanging="360"/>
+      </w:pPr>
+      <w:rPr>
+        <w:rFonts w:ascii="Symbol" w:hAnsi="Symbol" w:hint="default"/>
+      </w:rPr>
+    </w:lvl>
+    <w:lvl w:ilvl="4" w:tplc="04090003" w:tentative="1">
+      <w:start w:val="1"/>
+      <w:numFmt w:val="bullet"/>
+      <w:lvlText w:val="o"/>
+      <w:lvlJc w:val="left"/>
+      <w:pPr>
+        <w:ind w:left="3960" w:hanging="360"/>
+      </w:pPr>
+      <w:rPr>
+        <w:rFonts w:ascii="Courier New" w:hAnsi="Courier New" w:cs="Courier New" w:hint="default"/>
+      </w:rPr>
+    </w:lvl>
+    <w:lvl w:ilvl="5" w:tplc="04090005" w:tentative="1">
+      <w:start w:val="1"/>
+      <w:numFmt w:val="bullet"/>
+      <w:lvlText w:val=""/>
+      <w:lvlJc w:val="left"/>
+      <w:pPr>
+        <w:ind w:left="4680" w:hanging="360"/>
+      </w:pPr>
+      <w:rPr>
+        <w:rFonts w:ascii="Wingdings" w:hAnsi="Wingdings" w:hint="default"/>
+      </w:rPr>
+    </w:lvl>
+    <w:lvl w:ilvl="6" w:tplc="04090001" w:tentative="1">
+      <w:start w:val="1"/>
+      <w:numFmt w:val="bullet"/>
+      <w:lvlText w:val=""/>
+      <w:lvlJc w:val="left"/>
+      <w:pPr>
+        <w:ind w:left="5400" w:hanging="360"/>
+      </w:pPr>
+      <w:rPr>
+        <w:rFonts w:ascii="Symbol" w:hAnsi="Symbol" w:hint="default"/>
+      </w:rPr>
+    </w:lvl>
+    <w:lvl w:ilvl="7" w:tplc="04090003" w:tentative="1">
+      <w:start w:val="1"/>
+      <w:numFmt w:val="bullet"/>
+      <w:lvlText w:val="o"/>
+      <w:lvlJc w:val="left"/>
+      <w:pPr>
+        <w:ind w:left="6120" w:hanging="360"/>
+      </w:pPr>
+      <w:rPr>
+        <w:rFonts w:ascii="Courier New" w:hAnsi="Courier New" w:cs="Courier New" w:hint="default"/>
+      </w:rPr>
+    </w:lvl>
+    <w:lvl w:ilvl="8" w:tplc="04090005" w:tentative="1">
+      <w:start w:val="1"/>
+      <w:numFmt w:val="bullet"/>
+      <w:lvlText w:val=""/>
+      <w:lvlJc w:val="left"/>
+      <w:pPr>
+        <w:ind w:left="6840" w:hanging="360"/>
+      </w:pPr>
+      <w:rPr>
+        <w:rFonts w:ascii="Wingdings" w:hAnsi="Wingdings" w:hint="default"/>
+      </w:rPr>
+    </w:lvl>
+  </w:abstractNum>
+  <w:abstractNum w:abstractNumId="2">
     <w:nsid w:val="707C167B"/>
     <w:multiLevelType w:val="multilevel"/>
     <w:tmpl w:val="E24C0532"/>
@@ -1962,7 +2605,13 @@
     </w:lvl>
   </w:abstractNum>
   <w:num w:numId="1">
+    <w:abstractNumId w:val="2"/>
+  </w:num>
+  <w:num w:numId="2">
     <w:abstractNumId w:val="0"/>
+  </w:num>
+  <w:num w:numId="3">
+    <w:abstractNumId w:val="1"/>
   </w:num>
 </w:numbering>
 </file>
@@ -2329,6 +2978,17 @@
       <w:szCs w:val="16"/>
     </w:rPr>
   </w:style>
+  <w:style w:type="paragraph" w:styleId="ListParagraph">
+    <w:name w:val="List Paragraph"/>
+    <w:basedOn w:val="Normal"/>
+    <w:uiPriority w:val="34"/>
+    <w:qFormat/>
+    <w:rsid w:val="003B2E68"/>
+    <w:pPr>
+      <w:ind w:left="720"/>
+      <w:contextualSpacing/>
+    </w:pPr>
+  </w:style>
 </w:styles>
 </file>
 
